--- a/core/Шаблоны/Договор_освидетельствование.docx
+++ b/core/Шаблоны/Договор_освидетельствование.docx
@@ -3254,12 +3254,7 @@
               </w:rPr>
             </w:pPr>
             <w:r>
-              <w:rPr>
-                <w:rStyle w:val="msonormal0"/>
-                <w:rFonts w:eastAsia="Times New Roman"/>
-                <w:sz w:val="24"/>
-              </w:rPr>
-              <w:t xml:space="preserve">От имени Исполнителя __________ </w:t>
+              <w:t xml:space="preserve">От имени Исполнителя  {{ факсимиле_директор }}  </w:t>
             </w:r>
           </w:p>
           <w:p>
@@ -9731,10 +9726,7 @@
               </w:rPr>
             </w:pPr>
             <w:r>
-              <w:rPr>
-                <w:szCs w:val="16"/>
-              </w:rPr>
-              <w:t>М.П. (штампа)</w:t>
+              <w:t>М.П. (штампа) {{ факсимиле_печать }}</w:t>
             </w:r>
           </w:p>
         </w:tc>

--- a/core/Шаблоны/Договор_освидетельствование.docx
+++ b/core/Шаблоны/Договор_освидетельствование.docx
@@ -2013,15 +2013,9 @@
         <w:ind w:left="-15" w:firstLine="0"/>
       </w:pPr>
       <w:r>
-        <w:rPr>
-          <w:sz w:val="18"/>
-        </w:rPr>
         <w:t>Руководитель</w:t>
-      </w:r>
-      <w:r>
-        <w:rPr>
-          <w:sz w:val="18"/>
-        </w:rPr>
+        <w:tab/>
+        <w:t>{{ факсимиле_директор }}</w:t>
         <w:tab/>
         <w:t>Лосев Андрей Васильевич</w:t>
       </w:r>
@@ -2848,55 +2842,7 @@
         </w:rPr>
       </w:pPr>
       <w:r>
-        <w:rPr>
-          <w:rFonts w:ascii="Times New Roman" w:hAnsi="Times New Roman" w:cs="Times New Roman"/>
-          <w:sz w:val="24"/>
-          <w:szCs w:val="24"/>
-        </w:rPr>
-        <w:t xml:space="preserve">Мы, нижеподписавшиеся, ООО «УЧРЕЖДЕНИЕ СУДЕБНОЙ ЭКСПЕРТИЗЫ», именуемый в дальнейшем «Исполнитель», в лице Генерального </w:t>
-      </w:r>
-      <w:r>
-        <w:rPr>
-          <w:rFonts w:ascii="Times New Roman" w:hAnsi="Times New Roman" w:cs="Times New Roman"/>
-          <w:spacing w:val="4"/>
-          <w:sz w:val="24"/>
-          <w:szCs w:val="24"/>
-        </w:rPr>
-        <w:t xml:space="preserve">директора   </w:t>
-      </w:r>
-      <w:r>
-        <w:rPr>
-          <w:rFonts w:ascii="Times New Roman" w:hAnsi="Times New Roman" w:cs="Times New Roman"/>
-          <w:sz w:val="24"/>
-          <w:szCs w:val="24"/>
-        </w:rPr>
-        <w:t>Лосева Андрея Васильевича</w:t>
-      </w:r>
-      <w:r>
-        <w:rPr>
-          <w:rFonts w:ascii="Times New Roman" w:hAnsi="Times New Roman" w:cs="Times New Roman"/>
-          <w:bCs/>
-          <w:sz w:val="24"/>
-          <w:szCs w:val="24"/>
-        </w:rPr>
-        <w:t>, действующей</w:t>
-      </w:r>
-      <w:r>
-        <w:rPr>
-          <w:rFonts w:ascii="Times New Roman" w:hAnsi="Times New Roman" w:cs="Times New Roman"/>
-          <w:spacing w:val="4"/>
-          <w:sz w:val="24"/>
-          <w:szCs w:val="24"/>
-        </w:rPr>
-        <w:t xml:space="preserve"> на основании Устава, с одной стороны, </w:t>
-      </w:r>
-      <w:r>
-        <w:rPr>
-          <w:rFonts w:ascii="Times New Roman" w:hAnsi="Times New Roman" w:cs="Times New Roman"/>
-          <w:sz w:val="24"/>
-          <w:szCs w:val="24"/>
-        </w:rPr>
-        <w:t>и</w:t>
+        <w:t>Мы, нижеподписавшиеся, ООО «УЧРЕЖДЕНИЕ СУДЕБНОЙ ЭКСПЕРТИЗЫ», именуемый в дальнейшем «Исполнитель», в лице Генерального директора   {{ факсимиле_директор }} Лосева Андрея Васильевича, действующей на основании Устава, с одной стороны, и</w:t>
       </w:r>
     </w:p>
     <w:tbl>
@@ -11482,6 +11428,11 @@
         </w:tabs>
         <w:ind w:left="0" w:firstLine="0"/>
       </w:pPr>
+    </w:p>
+    <w:p>
+      <w:r>
+        <w:t>{{ признают_факсимиле }}</w:t>
+      </w:r>
     </w:p>
     <w:sectPr>
       <w:headerReference w:type="default" r:id="rId9"/>
